--- a/courts/sixth-circuit/michigan/state/supreme-court/petition-for-rehearing/usage/OUTPUT-petition-for-rehearing.docx
+++ b/courts/sixth-circuit/michigan/state/supreme-court/petition-for-rehearing/usage/OUTPUT-petition-for-rehearing.docx
@@ -4139,7 +4139,7 @@
         <w:pStyle w:val="BodyText"/>
       </w:pPr>
       <w:r>
-        <w:t xml:space="preserve">Here, “[t]he majority does not suggest that plaintiffs have failed to state a claim. Nor could it. . . . Here, plaintiffs have alleged that defendant’s newly adopted maps dilute Black votes in various districts.” 2/3/22 Order, pp 7–9 (Zahra, Viviano, and Bernstein, JJ, dissenting). Indeed, Plaintiffs “have even alleged facts supporting each of the three</w:t>
+        <w:t xml:space="preserve">Here, “[t]he majority does not suggest that plaintiffs have failed to state a claim. Nor could it. ⁠. ⁠. ⁠. Here, plaintiffs have alleged that defendant’s newly adopted maps dilute Black votes in various districts.” 2/3/22 Order, pp 7–9 (Zahra, Viviano, and Bernstein, JJ, dissenting). Indeed, Plaintiffs “have even alleged facts supporting each of the three</w:t>
       </w:r>
       <w:r>
         <w:t xml:space="preserve"> </w:t>

--- a/courts/sixth-circuit/michigan/state/supreme-court/petition-for-rehearing/usage/OUTPUT-petition-for-rehearing.docx
+++ b/courts/sixth-circuit/michigan/state/supreme-court/petition-for-rehearing/usage/OUTPUT-petition-for-rehearing.docx
@@ -2268,9 +2268,7 @@
               <w:t xml:space="preserve"> </w:t>
             </w:r>
             <w:r>
-              <w:t xml:space="preserve">48906</w:t>
-              <w:noBreakHyphen/>
-              <w:t xml:space="preserve">4328</w:t>
+              <w:t xml:space="preserve">48906-⁠4328</w:t>
             </w:r>
           </w:p>
           <w:p>
@@ -4349,13 +4347,7 @@
         <w:t xml:space="preserve"> </w:t>
       </w:r>
       <w:r>
-        <w:t xml:space="preserve">at 1087</w:t>
-      </w:r>
-      <w:r>
-        <w:noBreakHyphen/>
-      </w:r>
-      <w:r>
-        <w:t xml:space="preserve">88.</w:t>
+        <w:t xml:space="preserve">at 1087-⁠88.</w:t>
       </w:r>
     </w:p>
     <w:p>
@@ -4597,13 +4589,7 @@
         <w:t xml:space="preserve"> </w:t>
       </w:r>
       <w:r>
-        <w:t xml:space="preserve">at 550</w:t>
-      </w:r>
-      <w:r>
-        <w:noBreakHyphen/>
-      </w:r>
-      <w:r>
-        <w:t xml:space="preserve">51. “It is a matter of simple justice in our system for a party to be given fair notice and an opportunity to be heard [on arguments for summary judgment] before the boom is lowered.”</w:t>
+        <w:t xml:space="preserve">at 550-⁠51. “It is a matter of simple justice in our system for a party to be given fair notice and an opportunity to be heard [on arguments for summary judgment] before the boom is lowered.”</w:t>
       </w:r>
       <w:r>
         <w:t xml:space="preserve"> </w:t>
@@ -4921,17 +4907,7 @@
           <w:i/>
           <w:iCs/>
         </w:rPr>
-        <w:t xml:space="preserve">In re Apportionment of State Legislature</w:t>
-      </w:r>
-      <w:r>
-        <w:noBreakHyphen/>
-      </w:r>
-      <w:r>
-        <w:rPr>
-          <w:i/>
-          <w:iCs/>
-        </w:rPr>
-        <w:t xml:space="preserve">1992</w:t>
+        <w:t xml:space="preserve">In re Apportionment of State Legislature-⁠1992</w:t>
       </w:r>
       <w:r>
         <w:t xml:space="preserve">, 439 Mich 251, 253; 483 NW2d 52 (1992).</w:t>
@@ -4952,17 +4928,7 @@
           <w:i/>
           <w:iCs/>
         </w:rPr>
-        <w:t xml:space="preserve">In re Apportionment, State Legislature</w:t>
-      </w:r>
-      <w:r>
-        <w:noBreakHyphen/>
-      </w:r>
-      <w:r>
-        <w:rPr>
-          <w:i/>
-          <w:iCs/>
-        </w:rPr>
-        <w:t xml:space="preserve">1992</w:t>
+        <w:t xml:space="preserve">In re Apportionment, State Legislature-⁠1992</w:t>
       </w:r>
       <w:r>
         <w:t xml:space="preserve">, 439 Mich 715; 486 NW2d 639 (1992). The Court began by noting that the masters’ plan included five Senate and 13 House districts “in which a majority of persons would have been non-Hispanic blacks.”</w:t>
@@ -5203,13 +5169,7 @@
         <w:t xml:space="preserve"> </w:t>
       </w:r>
       <w:r>
-        <w:t xml:space="preserve">One problem with Dr. Handley’s assessment is that it does little to justify the drastically reduced BVAPs in the new districts. Black candidates increasingly have trouble winning primary elections in the heavily Black districts that already exist. Lowering the BVAPs in numerous districts from the 50s to the mid</w:t>
-      </w:r>
-      <w:r>
-        <w:noBreakHyphen/>
-      </w:r>
-      <w:r>
-        <w:t xml:space="preserve">40s is likely to create an environment where the House and Senate Black caucuses can hold their meetings in an Uber XL.</w:t>
+        <w:t xml:space="preserve">One problem with Dr. Handley’s assessment is that it does little to justify the drastically reduced BVAPs in the new districts. Black candidates increasingly have trouble winning primary elections in the heavily Black districts that already exist. Lowering the BVAPs in numerous districts from the 50s to the mid-⁠40s is likely to create an environment where the House and Senate Black caucuses can hold their meetings in an Uber XL.</w:t>
       </w:r>
     </w:p>
     <w:p>
@@ -5740,9 +5700,7 @@
               <w:t xml:space="preserve"> </w:t>
             </w:r>
             <w:r>
-              <w:t xml:space="preserve">48906</w:t>
-              <w:noBreakHyphen/>
-              <w:t xml:space="preserve">4328</w:t>
+              <w:t xml:space="preserve">48906-⁠4328</w:t>
             </w:r>
           </w:p>
           <w:p>
@@ -7253,7 +7211,7 @@
     <w:qFormat/>
     <w:pPr>
       <w:keepLines/>
-      <w:spacing w:before="0" w:after="120" w:line="276" w:lineRule="exact"/>
+      <w:spacing w:before="26" w:after="120" w:line="276" w:lineRule="exact"/>
     </w:pPr>
     <w:rPr>
       <w:sz w:val="24"/>
